--- a/Csapatmunka_onertekelese.docx
+++ b/Csapatmunka_onertekelese.docx
@@ -153,16 +153,7 @@
           <w:sz w:val="32"/>
           <w:szCs w:val="32"/>
         </w:rPr>
-        <w:t xml:space="preserve"> </w:t>
-      </w:r>
-      <w:r>
-        <w:rPr>
-          <w:b/>
-          <w:bCs/>
-          <w:sz w:val="32"/>
-          <w:szCs w:val="32"/>
-        </w:rPr>
-        <w:t>A hibákból lát lehetőséget a fejlődésre és tanulásra.</w:t>
+        <w:t xml:space="preserve"> A hibákból lát lehetőséget a fejlődésre és tanulásra.</w:t>
       </w:r>
     </w:p>
     <w:p>
@@ -287,7 +278,27 @@
           <w:sz w:val="32"/>
           <w:szCs w:val="32"/>
         </w:rPr>
-        <w:t xml:space="preserve">Bár régen nem volt bőszavú, a csapatmunka végett már jobban </w:t>
+        <w:t xml:space="preserve">Bár régen nem volt </w:t>
+      </w:r>
+      <w:proofErr w:type="spellStart"/>
+      <w:r>
+        <w:rPr>
+          <w:b/>
+          <w:bCs/>
+          <w:sz w:val="32"/>
+          <w:szCs w:val="32"/>
+        </w:rPr>
+        <w:t>bőszavú</w:t>
+      </w:r>
+      <w:proofErr w:type="spellEnd"/>
+      <w:r>
+        <w:rPr>
+          <w:b/>
+          <w:bCs/>
+          <w:sz w:val="32"/>
+          <w:szCs w:val="32"/>
+        </w:rPr>
+        <w:t xml:space="preserve">, a csapatmunka végett már jobban </w:t>
       </w:r>
       <w:r>
         <w:rPr>
@@ -466,16 +477,191 @@
           <w:szCs w:val="32"/>
         </w:rPr>
       </w:pPr>
-    </w:p>
-    <w:p>
-      <w:pPr>
-        <w:rPr>
-          <w:b/>
-          <w:bCs/>
-          <w:sz w:val="32"/>
-          <w:szCs w:val="32"/>
-        </w:rPr>
-      </w:pPr>
+      <w:r>
+        <w:rPr>
+          <w:b/>
+          <w:bCs/>
+          <w:sz w:val="32"/>
+          <w:szCs w:val="32"/>
+        </w:rPr>
+        <w:t>Képe</w:t>
+      </w:r>
+      <w:r>
+        <w:rPr>
+          <w:b/>
+          <w:bCs/>
+          <w:sz w:val="32"/>
+          <w:szCs w:val="32"/>
+        </w:rPr>
+        <w:t>sségei kicsit gyengébbek, de pró</w:t>
+      </w:r>
+      <w:r>
+        <w:rPr>
+          <w:b/>
+          <w:bCs/>
+          <w:sz w:val="32"/>
+          <w:szCs w:val="32"/>
+        </w:rPr>
+        <w:t xml:space="preserve">bálja kihozni magából a </w:t>
+      </w:r>
+      <w:proofErr w:type="gramStart"/>
+      <w:r>
+        <w:rPr>
+          <w:b/>
+          <w:bCs/>
+          <w:sz w:val="32"/>
+          <w:szCs w:val="32"/>
+        </w:rPr>
+        <w:t>maximumot</w:t>
+      </w:r>
+      <w:proofErr w:type="gramEnd"/>
+      <w:r>
+        <w:rPr>
+          <w:b/>
+          <w:bCs/>
+          <w:sz w:val="32"/>
+          <w:szCs w:val="32"/>
+        </w:rPr>
+        <w:t xml:space="preserve"> hogy a csapat  hasznára váljon.</w:t>
+      </w:r>
+    </w:p>
+    <w:p>
+      <w:pPr>
+        <w:rPr>
+          <w:b/>
+          <w:bCs/>
+          <w:sz w:val="32"/>
+          <w:szCs w:val="32"/>
+        </w:rPr>
+      </w:pPr>
+      <w:r>
+        <w:rPr>
+          <w:b/>
+          <w:bCs/>
+          <w:sz w:val="32"/>
+          <w:szCs w:val="32"/>
+        </w:rPr>
+        <w:t xml:space="preserve">Képességei: </w:t>
+      </w:r>
+    </w:p>
+    <w:p>
+      <w:pPr>
+        <w:ind w:firstLine="720"/>
+        <w:rPr>
+          <w:b/>
+          <w:bCs/>
+          <w:sz w:val="32"/>
+          <w:szCs w:val="32"/>
+        </w:rPr>
+      </w:pPr>
+      <w:r>
+        <w:rPr>
+          <w:b/>
+          <w:bCs/>
+          <w:sz w:val="32"/>
+          <w:szCs w:val="32"/>
+        </w:rPr>
+        <w:t>-Gyorsaság</w:t>
+      </w:r>
+    </w:p>
+    <w:p>
+      <w:pPr>
+        <w:ind w:firstLine="720"/>
+        <w:rPr>
+          <w:b/>
+          <w:bCs/>
+          <w:sz w:val="32"/>
+          <w:szCs w:val="32"/>
+        </w:rPr>
+      </w:pPr>
+      <w:r>
+        <w:rPr>
+          <w:b/>
+          <w:bCs/>
+          <w:sz w:val="32"/>
+          <w:szCs w:val="32"/>
+        </w:rPr>
+        <w:t>-Kitartás</w:t>
+      </w:r>
+    </w:p>
+    <w:p>
+      <w:pPr>
+        <w:ind w:firstLine="720"/>
+        <w:rPr>
+          <w:b/>
+          <w:bCs/>
+          <w:sz w:val="32"/>
+          <w:szCs w:val="32"/>
+        </w:rPr>
+      </w:pPr>
+      <w:r>
+        <w:rPr>
+          <w:b/>
+          <w:bCs/>
+          <w:sz w:val="32"/>
+          <w:szCs w:val="32"/>
+        </w:rPr>
+        <w:t>-Igényes mu</w:t>
+      </w:r>
+      <w:bookmarkStart w:id="0" w:name="_GoBack"/>
+      <w:bookmarkEnd w:id="0"/>
+      <w:r>
+        <w:rPr>
+          <w:b/>
+          <w:bCs/>
+          <w:sz w:val="32"/>
+          <w:szCs w:val="32"/>
+        </w:rPr>
+        <w:t>nka</w:t>
+      </w:r>
+    </w:p>
+    <w:p>
+      <w:pPr>
+        <w:ind w:firstLine="720"/>
+        <w:rPr>
+          <w:b/>
+          <w:bCs/>
+          <w:sz w:val="32"/>
+          <w:szCs w:val="32"/>
+        </w:rPr>
+      </w:pPr>
+      <w:r>
+        <w:rPr>
+          <w:b/>
+          <w:bCs/>
+          <w:sz w:val="32"/>
+          <w:szCs w:val="32"/>
+        </w:rPr>
+        <w:t>-</w:t>
+      </w:r>
+      <w:r>
+        <w:rPr>
+          <w:b/>
+          <w:bCs/>
+          <w:sz w:val="32"/>
+          <w:szCs w:val="32"/>
+        </w:rPr>
+        <w:t>Fejlődő</w:t>
+      </w:r>
+    </w:p>
+    <w:p>
+      <w:pPr>
+        <w:rPr>
+          <w:b/>
+          <w:bCs/>
+          <w:sz w:val="32"/>
+          <w:szCs w:val="32"/>
+        </w:rPr>
+      </w:pPr>
+      <w:r>
+        <w:rPr>
+          <w:b/>
+          <w:bCs/>
+          <w:sz w:val="32"/>
+          <w:szCs w:val="32"/>
+        </w:rPr>
+        <w:t xml:space="preserve"> Amikor idejött, még nem teljesen találta a helyét a csapatban, de rövid idő alatt sikerült beilleszkednie. Láthatóan sokat fejlődött, egyre magabiztosabban végzi a feladatait.</w:t>
+      </w:r>
     </w:p>
     <w:p>
       <w:pPr>
@@ -694,36 +880,7 @@
           <w:sz w:val="32"/>
           <w:szCs w:val="32"/>
         </w:rPr>
-        <w:t xml:space="preserve"> ,,jobb kéz” hiszen nem a legtesthezá</w:t>
-      </w:r>
-      <w:r>
-        <w:rPr>
-          <w:b/>
-          <w:bCs/>
-          <w:sz w:val="32"/>
-          <w:szCs w:val="32"/>
-        </w:rPr>
-        <w:t xml:space="preserve">llóbb neki egy csapat vezetése, negatív ,,tulajdonságai” is vannak, de igyekszik </w:t>
-      </w:r>
-      <w:proofErr w:type="gramStart"/>
-      <w:r>
-        <w:rPr>
-          <w:b/>
-          <w:bCs/>
-          <w:sz w:val="32"/>
-          <w:szCs w:val="32"/>
-        </w:rPr>
-        <w:t>azokon</w:t>
-      </w:r>
-      <w:proofErr w:type="gramEnd"/>
-      <w:r>
-        <w:rPr>
-          <w:b/>
-          <w:bCs/>
-          <w:sz w:val="32"/>
-          <w:szCs w:val="32"/>
-        </w:rPr>
-        <w:t xml:space="preserve"> javítani.</w:t>
+        <w:t xml:space="preserve"> ,,jobb kéz” hiszen nem a legtesthezállóbb neki egy csapat vezetése, negatív ,,tulajdonságai” is vannak, de igyekszik azokon javítani.</w:t>
       </w:r>
     </w:p>
     <w:p>
@@ -803,16 +960,7 @@
           <w:sz w:val="32"/>
           <w:szCs w:val="32"/>
         </w:rPr>
-        <w:t xml:space="preserve"> alakult meg, szinte mindenki ismerte egymást, kivéve Kornél/Kornélt, Ő 11.év elején jött hozzánk, így a projektek kés</w:t>
-      </w:r>
-      <w:r>
-        <w:rPr>
-          <w:b/>
-          <w:bCs/>
-          <w:sz w:val="32"/>
-          <w:szCs w:val="32"/>
-        </w:rPr>
-        <w:t>zítése mellett meg kellett ismernünk egy új társat. Megismerkedés elég könnyen ment, gyorsan befogadtuk Kornélt, hisz a környezet, és a megértés is megvolt. A csapat 12</w:t>
+        <w:t xml:space="preserve"> alakult meg, szinte mindenki ismerte egymást, kivéve Kornél/Kornélt, Ő 11.év elején jött hozzánk, így a projektek készítése mellett meg kellett ismernünk egy új társat. Megismerkedés elég könnyen ment, gyorsan befogadtuk Kornélt, hisz a környezet, és a megértés is megvolt. A csapat 12</w:t>
       </w:r>
       <w:proofErr w:type="gramStart"/>
       <w:r>
@@ -852,16 +1000,7 @@
           <w:sz w:val="32"/>
           <w:szCs w:val="32"/>
         </w:rPr>
-        <w:t xml:space="preserve"> összemelegedett már annyira, hogy tudja teljesíteni a feladatokat szinte</w:t>
-      </w:r>
-      <w:r>
-        <w:rPr>
-          <w:b/>
-          <w:bCs/>
-          <w:sz w:val="32"/>
-          <w:szCs w:val="32"/>
-        </w:rPr>
-        <w:t xml:space="preserve"> tökéletesen.</w:t>
+        <w:t xml:space="preserve"> összemelegedett már annyira, hogy tudja teljesíteni a feladatokat szinte tökéletesen.</w:t>
       </w:r>
     </w:p>
     <w:p>
@@ -1487,8 +1626,8 @@
           <w:u w:val="single"/>
         </w:rPr>
       </w:pPr>
-      <w:bookmarkStart w:id="0" w:name="_heading=h.aldroi8itbyq" w:colFirst="0" w:colLast="0"/>
-      <w:bookmarkEnd w:id="0"/>
+      <w:bookmarkStart w:id="1" w:name="_heading=h.aldroi8itbyq" w:colFirst="0" w:colLast="0"/>
+      <w:bookmarkEnd w:id="1"/>
       <w:r>
         <w:rPr>
           <w:b/>
@@ -1509,8 +1648,6 @@
           <w:szCs w:val="44"/>
         </w:rPr>
       </w:pPr>
-      <w:bookmarkStart w:id="1" w:name="_GoBack"/>
-      <w:bookmarkEnd w:id="1"/>
     </w:p>
     <w:p>
       <w:pPr>
